--- a/课程设计验收表-五子棋-已填充.docx
+++ b/课程设计验收表-五子棋-已填充.docx
@@ -320,15 +320,7 @@
                 <w:sz w:val="24"/>
                 <w:szCs w:val="24"/>
               </w:rPr>
-              <w:t>员</w:t>
-            </w:r>
-            <w:r>
-              <w:rPr>
-                <w:rFonts w:hint="eastAsia"/>
-                <w:sz w:val="24"/>
-                <w:szCs w:val="24"/>
-              </w:rPr>
-              <w:t>1</w:t>
+              <w:t>员1</w:t>
             </w:r>
           </w:p>
         </w:tc>
@@ -530,15 +522,7 @@
                 <w:sz w:val="24"/>
                 <w:szCs w:val="24"/>
               </w:rPr>
-              <w:t>员</w:t>
-            </w:r>
-            <w:r>
-              <w:rPr>
-                <w:rFonts w:hint="eastAsia"/>
-                <w:sz w:val="24"/>
-                <w:szCs w:val="24"/>
-              </w:rPr>
-              <w:t>2</w:t>
+              <w:t>员2</w:t>
             </w:r>
           </w:p>
         </w:tc>
@@ -758,13 +742,7 @@
         <w:rPr>
           <w:sz w:val="28"/>
         </w:rPr>
-        <w:t>验收</w:t>
-      </w:r>
-      <w:r>
-        <w:rPr>
-          <w:sz w:val="28"/>
-        </w:rPr>
-        <w:t>打分</w:t>
+        <w:t>验收打分</w:t>
       </w:r>
       <w:r>
         <w:rPr>
@@ -1024,19 +1002,7 @@
                 <w:sz w:val="24"/>
                 <w:szCs w:val="21"/>
               </w:rPr>
-              <w:t>程序运行</w:t>
-            </w:r>
-            <w:r>
-              <w:rPr>
-                <w:rFonts w:ascii="宋体" w:eastAsia="宋体" w:hAnsi="宋体" w:cs="宋体" w:hint="eastAsia"/>
-                <w:b/>
-                <w:bCs/>
-                <w:color w:val="000000"/>
-                <w:kern w:val="0"/>
-                <w:sz w:val="24"/>
-                <w:szCs w:val="21"/>
-              </w:rPr>
-              <w:t>流畅度</w:t>
+              <w:t>程序运行流畅度</w:t>
             </w:r>
           </w:p>
         </w:tc>
@@ -1224,19 +1190,7 @@
                 <w:sz w:val="24"/>
                 <w:szCs w:val="21"/>
               </w:rPr>
-              <w:t>继承</w:t>
-            </w:r>
-            <w:r>
-              <w:rPr>
-                <w:rFonts w:ascii="宋体" w:eastAsia="宋体" w:hAnsi="宋体" w:cs="宋体" w:hint="eastAsia"/>
-                <w:b/>
-                <w:bCs/>
-                <w:color w:val="000000"/>
-                <w:kern w:val="0"/>
-                <w:sz w:val="24"/>
-                <w:szCs w:val="21"/>
-              </w:rPr>
-              <w:t>与多态</w:t>
+              <w:t>继承与多态</w:t>
             </w:r>
           </w:p>
         </w:tc>
@@ -1292,8 +1246,28 @@
                 <w:sz w:val="24"/>
                 <w:szCs w:val="21"/>
               </w:rPr>
-              <w:t>数据</w:t>
-            </w:r>
+              <w:t>数据管理</w:t>
+            </w:r>
+          </w:p>
+        </w:tc>
+        <w:tc>
+          <w:tcPr>
+            <w:tcW w:w="2041" w:type="dxa"/>
+            <w:vAlign w:val="center"/>
+          </w:tcPr>
+          <w:p>
+            <w:pPr>
+              <w:jc w:val="center"/>
+              <w:rPr>
+                <w:rFonts w:ascii="宋体" w:eastAsia="宋体" w:hAnsi="宋体" w:cs="宋体"/>
+                <w:b/>
+                <w:bCs/>
+                <w:color w:val="000000"/>
+                <w:kern w:val="0"/>
+                <w:sz w:val="24"/>
+                <w:szCs w:val="21"/>
+              </w:rPr>
+            </w:pPr>
             <w:r>
               <w:rPr>
                 <w:rFonts w:ascii="宋体" w:eastAsia="宋体" w:hAnsi="宋体" w:cs="宋体" w:hint="eastAsia"/>
@@ -1304,63 +1278,7 @@
                 <w:sz w:val="24"/>
                 <w:szCs w:val="21"/>
               </w:rPr>
-              <w:t>管理</w:t>
-            </w:r>
-          </w:p>
-        </w:tc>
-        <w:tc>
-          <w:tcPr>
-            <w:tcW w:w="2041" w:type="dxa"/>
-            <w:vAlign w:val="center"/>
-          </w:tcPr>
-          <w:p>
-            <w:pPr>
-              <w:jc w:val="center"/>
-              <w:rPr>
-                <w:rFonts w:ascii="宋体" w:eastAsia="宋体" w:hAnsi="宋体" w:cs="宋体"/>
-                <w:b/>
-                <w:bCs/>
-                <w:color w:val="000000"/>
-                <w:kern w:val="0"/>
-                <w:sz w:val="24"/>
-                <w:szCs w:val="21"/>
-              </w:rPr>
-            </w:pPr>
-            <w:r>
-              <w:rPr>
-                <w:rFonts w:ascii="宋体" w:eastAsia="宋体" w:hAnsi="宋体" w:cs="宋体" w:hint="eastAsia"/>
-                <w:b/>
-                <w:bCs/>
-                <w:color w:val="000000"/>
-                <w:kern w:val="0"/>
-                <w:sz w:val="24"/>
-                <w:szCs w:val="21"/>
-              </w:rPr>
-              <w:t>文件</w:t>
-            </w:r>
-            <w:r>
-              <w:rPr>
-                <w:rFonts w:ascii="宋体" w:eastAsia="宋体" w:hAnsi="宋体" w:cs="宋体" w:hint="eastAsia"/>
-                <w:b/>
-                <w:bCs/>
-                <w:color w:val="000000"/>
-                <w:kern w:val="0"/>
-                <w:sz w:val="24"/>
-                <w:szCs w:val="21"/>
-              </w:rPr>
-              <w:t>/数据库</w:t>
-            </w:r>
-            <w:r>
-              <w:rPr>
-                <w:rFonts w:ascii="宋体" w:eastAsia="宋体" w:hAnsi="宋体" w:cs="宋体" w:hint="eastAsia"/>
-                <w:b/>
-                <w:bCs/>
-                <w:color w:val="000000"/>
-                <w:kern w:val="0"/>
-                <w:sz w:val="24"/>
-                <w:szCs w:val="21"/>
-              </w:rPr>
-              <w:t>使用</w:t>
+              <w:t>文件/数据库使用</w:t>
             </w:r>
           </w:p>
         </w:tc>
@@ -1399,34 +1317,8 @@
                 <w:sz w:val="24"/>
                 <w:szCs w:val="21"/>
               </w:rPr>
-              <w:t>数据</w:t>
-            </w:r>
-            <w:r>
-              <w:rPr>
-                <w:b/>
-                <w:sz w:val="24"/>
-                <w:szCs w:val="21"/>
-              </w:rPr>
-              <w:t>增删</w:t>
-            </w:r>
-            <w:proofErr w:type="gramStart"/>
-            <w:r>
-              <w:rPr>
-                <w:b/>
-                <w:sz w:val="24"/>
-                <w:szCs w:val="21"/>
-              </w:rPr>
-              <w:t>改查</w:t>
-            </w:r>
-            <w:r>
-              <w:rPr>
-                <w:b/>
-                <w:sz w:val="24"/>
-                <w:szCs w:val="21"/>
-              </w:rPr>
-              <w:t>操作</w:t>
-            </w:r>
-            <w:proofErr w:type="gramEnd"/>
+              <w:t>数据增删改查操作</w:t>
+            </w:r>
           </w:p>
         </w:tc>
         <w:tc>
@@ -1549,23 +1441,7 @@
                 <w:sz w:val="24"/>
                 <w:szCs w:val="21"/>
               </w:rPr>
-              <w:t>界面可视化（</w:t>
-            </w:r>
-            <w:r>
-              <w:rPr>
-                <w:b/>
-                <w:sz w:val="24"/>
-                <w:szCs w:val="21"/>
-              </w:rPr>
-              <w:t>如</w:t>
-            </w:r>
-            <w:r>
-              <w:rPr>
-                <w:b/>
-                <w:sz w:val="24"/>
-                <w:szCs w:val="21"/>
-              </w:rPr>
-              <w:t>QT</w:t>
+              <w:t>界面可视化（如QT</w:t>
             </w:r>
             <w:bookmarkStart w:id="0" w:name="_GoBack"/>
             <w:bookmarkEnd w:id="0"/>
@@ -1660,31 +1536,7 @@
                 <w:sz w:val="24"/>
                 <w:szCs w:val="21"/>
               </w:rPr>
-              <w:t>整体</w:t>
-            </w:r>
-            <w:r>
-              <w:rPr>
-                <w:rFonts w:ascii="宋体" w:eastAsia="宋体" w:hAnsi="宋体" w:cs="宋体"/>
-                <w:b/>
-                <w:bCs/>
-                <w:color w:val="000000"/>
-                <w:kern w:val="0"/>
-                <w:sz w:val="24"/>
-                <w:szCs w:val="21"/>
-              </w:rPr>
-              <w:t>完成</w:t>
-            </w:r>
-            <w:r>
-              <w:rPr>
-                <w:rFonts w:ascii="宋体" w:eastAsia="宋体" w:hAnsi="宋体" w:cs="宋体"/>
-                <w:b/>
-                <w:bCs/>
-                <w:color w:val="000000"/>
-                <w:kern w:val="0"/>
-                <w:sz w:val="24"/>
-                <w:szCs w:val="21"/>
-              </w:rPr>
-              <w:t>质量</w:t>
+              <w:t>整体完成质量</w:t>
             </w:r>
           </w:p>
         </w:tc>
